--- a/lab1/Отчет по лабораторной работе 1.docx
+++ b/lab1/Отчет по лабораторной работе 1.docx
@@ -322,18 +322,8 @@
           <w:sz w:val="28"/>
           <w:szCs w:val="28"/>
         </w:rPr>
-        <w:t xml:space="preserve">Проверил: ассистент каф. </w:t>
-      </w:r>
-      <w:proofErr w:type="spellStart"/>
-      <w:r>
-        <w:rPr>
-          <w:rFonts w:ascii="Times New Roman" w:hAnsi="Times New Roman" w:cs="Times New Roman"/>
-          <w:sz w:val="28"/>
-          <w:szCs w:val="28"/>
-        </w:rPr>
-        <w:t>ИтиС</w:t>
-      </w:r>
-      <w:proofErr w:type="spellEnd"/>
+        <w:t>Проверил: ассистент каф. ИтиС</w:t>
+      </w:r>
     </w:p>
     <w:p>
       <w:pPr>
@@ -715,7 +705,6 @@
                 <w:sz w:val="22"/>
               </w:rPr>
             </w:pPr>
-            <w:proofErr w:type="spellStart"/>
             <w:r>
               <w:rPr>
                 <w:rStyle w:val="VerbatimChar"/>
@@ -725,7 +714,6 @@
               </w:rPr>
               <w:t>int</w:t>
             </w:r>
-            <w:proofErr w:type="spellEnd"/>
             <w:r>
               <w:rPr>
                 <w:rFonts w:ascii="Times New Roman" w:eastAsia="inter" w:hAnsi="Times New Roman" w:cs="Times New Roman"/>
@@ -734,7 +722,6 @@
               </w:rPr>
               <w:t xml:space="preserve">, </w:t>
             </w:r>
-            <w:proofErr w:type="spellStart"/>
             <w:r>
               <w:rPr>
                 <w:rStyle w:val="VerbatimChar"/>
@@ -744,7 +731,6 @@
               </w:rPr>
               <w:t>float</w:t>
             </w:r>
-            <w:proofErr w:type="spellEnd"/>
             <w:r>
               <w:rPr>
                 <w:rFonts w:ascii="Times New Roman" w:eastAsia="inter" w:hAnsi="Times New Roman" w:cs="Times New Roman"/>
@@ -753,7 +739,6 @@
               </w:rPr>
               <w:t xml:space="preserve">, </w:t>
             </w:r>
-            <w:proofErr w:type="spellStart"/>
             <w:r>
               <w:rPr>
                 <w:rStyle w:val="VerbatimChar"/>
@@ -763,7 +748,6 @@
               </w:rPr>
               <w:t>if</w:t>
             </w:r>
-            <w:proofErr w:type="spellEnd"/>
             <w:r>
               <w:rPr>
                 <w:rFonts w:ascii="Times New Roman" w:eastAsia="inter" w:hAnsi="Times New Roman" w:cs="Times New Roman"/>
@@ -772,7 +756,6 @@
               </w:rPr>
               <w:t xml:space="preserve">, </w:t>
             </w:r>
-            <w:proofErr w:type="spellStart"/>
             <w:r>
               <w:rPr>
                 <w:rStyle w:val="VerbatimChar"/>
@@ -782,7 +765,6 @@
               </w:rPr>
               <w:t>return</w:t>
             </w:r>
-            <w:proofErr w:type="spellEnd"/>
           </w:p>
         </w:tc>
       </w:tr>
@@ -879,7 +861,6 @@
               </w:rPr>
               <w:t xml:space="preserve">, </w:t>
             </w:r>
-            <w:proofErr w:type="spellStart"/>
             <w:r>
               <w:rPr>
                 <w:rStyle w:val="VerbatimChar"/>
@@ -889,7 +870,6 @@
               </w:rPr>
               <w:t>main</w:t>
             </w:r>
-            <w:proofErr w:type="spellEnd"/>
             <w:r>
               <w:rPr>
                 <w:rFonts w:ascii="Times New Roman" w:eastAsia="inter" w:hAnsi="Times New Roman" w:cs="Times New Roman"/>
@@ -898,7 +878,6 @@
               </w:rPr>
               <w:t xml:space="preserve">, </w:t>
             </w:r>
-            <w:proofErr w:type="spellStart"/>
             <w:r>
               <w:rPr>
                 <w:rStyle w:val="VerbatimChar"/>
@@ -908,7 +887,6 @@
               </w:rPr>
               <w:t>MyClass</w:t>
             </w:r>
-            <w:proofErr w:type="spellEnd"/>
           </w:p>
         </w:tc>
       </w:tr>
@@ -1694,23 +1672,13 @@
                 <w:sz w:val="22"/>
               </w:rPr>
             </w:pPr>
-            <w:proofErr w:type="spellStart"/>
-            <w:r>
-              <w:rPr>
-                <w:rFonts w:ascii="Times New Roman" w:eastAsia="inter" w:hAnsi="Times New Roman" w:cs="Times New Roman"/>
-                <w:color w:val="000000"/>
-                <w:sz w:val="22"/>
-              </w:rPr>
-              <w:t>Невалидные</w:t>
-            </w:r>
-            <w:proofErr w:type="spellEnd"/>
-            <w:r>
-              <w:rPr>
-                <w:rFonts w:ascii="Times New Roman" w:eastAsia="inter" w:hAnsi="Times New Roman" w:cs="Times New Roman"/>
-                <w:color w:val="000000"/>
-                <w:sz w:val="22"/>
-              </w:rPr>
-              <w:t xml:space="preserve"> или незавершенные конструкции</w:t>
+            <w:r>
+              <w:rPr>
+                <w:rFonts w:ascii="Times New Roman" w:eastAsia="inter" w:hAnsi="Times New Roman" w:cs="Times New Roman"/>
+                <w:color w:val="000000"/>
+                <w:sz w:val="22"/>
+              </w:rPr>
+              <w:t>Невалидные или незавершенные конструкции</w:t>
             </w:r>
           </w:p>
         </w:tc>
@@ -1745,25 +1713,7 @@
                 <w:color w:val="000000"/>
                 <w:sz w:val="22"/>
               </w:rPr>
-              <w:t xml:space="preserve">, </w:t>
-            </w:r>
-            <w:proofErr w:type="spellStart"/>
-            <w:r>
-              <w:rPr>
-                <w:rFonts w:ascii="Times New Roman" w:eastAsia="inter" w:hAnsi="Times New Roman" w:cs="Times New Roman"/>
-                <w:color w:val="000000"/>
-                <w:sz w:val="22"/>
-              </w:rPr>
-              <w:t>незакр</w:t>
-            </w:r>
-            <w:proofErr w:type="spellEnd"/>
-            <w:r>
-              <w:rPr>
-                <w:rFonts w:ascii="Times New Roman" w:eastAsia="inter" w:hAnsi="Times New Roman" w:cs="Times New Roman"/>
-                <w:color w:val="000000"/>
-                <w:sz w:val="22"/>
-              </w:rPr>
-              <w:t>. строка</w:t>
+              <w:t>, незакр. строка</w:t>
             </w:r>
           </w:p>
         </w:tc>
@@ -1828,41 +1778,40 @@
           <w:szCs w:val="28"/>
         </w:rPr>
       </w:pPr>
-      <w:proofErr w:type="spellStart"/>
       <w:r>
         <w:rPr>
           <w:rStyle w:val="VerbatimChar"/>
           <w:rFonts w:ascii="Times New Roman" w:eastAsia="IBM Plex Mono" w:hAnsi="Times New Roman" w:cs="Times New Roman"/>
           <w:color w:val="000000"/>
         </w:rPr>
-        <w:t>struct</w:t>
-      </w:r>
-      <w:proofErr w:type="spellEnd"/>
+        <w:t>struct Token {</w:t>
+      </w:r>
       <w:r>
         <w:rPr>
           <w:rStyle w:val="VerbatimChar"/>
           <w:rFonts w:ascii="Times New Roman" w:eastAsia="IBM Plex Mono" w:hAnsi="Times New Roman" w:cs="Times New Roman"/>
           <w:color w:val="000000"/>
         </w:rPr>
-        <w:t xml:space="preserve"> </w:t>
-      </w:r>
-      <w:proofErr w:type="spellStart"/>
+        <w:br/>
+        <w:t xml:space="preserve">    TokenType type;       // тип токена (enum TokenType)</w:t>
+      </w:r>
       <w:r>
         <w:rPr>
           <w:rStyle w:val="VerbatimChar"/>
           <w:rFonts w:ascii="Times New Roman" w:eastAsia="IBM Plex Mono" w:hAnsi="Times New Roman" w:cs="Times New Roman"/>
           <w:color w:val="000000"/>
         </w:rPr>
-        <w:t>Token</w:t>
-      </w:r>
-      <w:proofErr w:type="spellEnd"/>
+        <w:br/>
+        <w:t xml:space="preserve">    std::string value;    // текст лексемы</w:t>
+      </w:r>
       <w:r>
         <w:rPr>
           <w:rStyle w:val="VerbatimChar"/>
           <w:rFonts w:ascii="Times New Roman" w:eastAsia="IBM Plex Mono" w:hAnsi="Times New Roman" w:cs="Times New Roman"/>
           <w:color w:val="000000"/>
         </w:rPr>
-        <w:t xml:space="preserve"> {</w:t>
+        <w:br/>
+        <w:t xml:space="preserve">    int line;             // номер строки</w:t>
       </w:r>
       <w:r>
         <w:rPr>
@@ -1871,250 +1820,15 @@
           <w:color w:val="000000"/>
         </w:rPr>
         <w:br/>
-        <w:t xml:space="preserve">    </w:t>
-      </w:r>
-      <w:proofErr w:type="spellStart"/>
+      </w:r>
       <w:r>
         <w:rPr>
           <w:rStyle w:val="VerbatimChar"/>
           <w:rFonts w:ascii="Times New Roman" w:eastAsia="IBM Plex Mono" w:hAnsi="Times New Roman" w:cs="Times New Roman"/>
           <w:color w:val="000000"/>
         </w:rPr>
-        <w:t>TokenType</w:t>
-      </w:r>
-      <w:proofErr w:type="spellEnd"/>
-      <w:r>
-        <w:rPr>
-          <w:rStyle w:val="VerbatimChar"/>
-          <w:rFonts w:ascii="Times New Roman" w:eastAsia="IBM Plex Mono" w:hAnsi="Times New Roman" w:cs="Times New Roman"/>
-          <w:color w:val="000000"/>
-        </w:rPr>
-        <w:t xml:space="preserve"> </w:t>
-      </w:r>
-      <w:proofErr w:type="spellStart"/>
-      <w:proofErr w:type="gramStart"/>
-      <w:r>
-        <w:rPr>
-          <w:rStyle w:val="VerbatimChar"/>
-          <w:rFonts w:ascii="Times New Roman" w:eastAsia="IBM Plex Mono" w:hAnsi="Times New Roman" w:cs="Times New Roman"/>
-          <w:color w:val="000000"/>
-        </w:rPr>
-        <w:t>type</w:t>
-      </w:r>
-      <w:proofErr w:type="spellEnd"/>
-      <w:r>
-        <w:rPr>
-          <w:rStyle w:val="VerbatimChar"/>
-          <w:rFonts w:ascii="Times New Roman" w:eastAsia="IBM Plex Mono" w:hAnsi="Times New Roman" w:cs="Times New Roman"/>
-          <w:color w:val="000000"/>
-        </w:rPr>
-        <w:t xml:space="preserve">;   </w:t>
-      </w:r>
-      <w:proofErr w:type="gramEnd"/>
-      <w:r>
-        <w:rPr>
-          <w:rStyle w:val="VerbatimChar"/>
-          <w:rFonts w:ascii="Times New Roman" w:eastAsia="IBM Plex Mono" w:hAnsi="Times New Roman" w:cs="Times New Roman"/>
-          <w:color w:val="000000"/>
-        </w:rPr>
-        <w:t xml:space="preserve">    // тип токена (</w:t>
-      </w:r>
-      <w:proofErr w:type="spellStart"/>
-      <w:r>
-        <w:rPr>
-          <w:rStyle w:val="VerbatimChar"/>
-          <w:rFonts w:ascii="Times New Roman" w:eastAsia="IBM Plex Mono" w:hAnsi="Times New Roman" w:cs="Times New Roman"/>
-          <w:color w:val="000000"/>
-        </w:rPr>
-        <w:t>enum</w:t>
-      </w:r>
-      <w:proofErr w:type="spellEnd"/>
-      <w:r>
-        <w:rPr>
-          <w:rStyle w:val="VerbatimChar"/>
-          <w:rFonts w:ascii="Times New Roman" w:eastAsia="IBM Plex Mono" w:hAnsi="Times New Roman" w:cs="Times New Roman"/>
-          <w:color w:val="000000"/>
-        </w:rPr>
-        <w:t xml:space="preserve"> </w:t>
-      </w:r>
-      <w:proofErr w:type="spellStart"/>
-      <w:r>
-        <w:rPr>
-          <w:rStyle w:val="VerbatimChar"/>
-          <w:rFonts w:ascii="Times New Roman" w:eastAsia="IBM Plex Mono" w:hAnsi="Times New Roman" w:cs="Times New Roman"/>
-          <w:color w:val="000000"/>
-        </w:rPr>
-        <w:t>TokenType</w:t>
-      </w:r>
-      <w:proofErr w:type="spellEnd"/>
-      <w:r>
-        <w:rPr>
-          <w:rStyle w:val="VerbatimChar"/>
-          <w:rFonts w:ascii="Times New Roman" w:eastAsia="IBM Plex Mono" w:hAnsi="Times New Roman" w:cs="Times New Roman"/>
-          <w:color w:val="000000"/>
-        </w:rPr>
-        <w:t>)</w:t>
-      </w:r>
-      <w:r>
-        <w:rPr>
-          <w:rStyle w:val="VerbatimChar"/>
-          <w:rFonts w:ascii="Times New Roman" w:eastAsia="IBM Plex Mono" w:hAnsi="Times New Roman" w:cs="Times New Roman"/>
-          <w:color w:val="000000"/>
-        </w:rPr>
-        <w:br/>
-        <w:t xml:space="preserve">    </w:t>
-      </w:r>
-      <w:proofErr w:type="spellStart"/>
-      <w:r>
-        <w:rPr>
-          <w:rStyle w:val="VerbatimChar"/>
-          <w:rFonts w:ascii="Times New Roman" w:eastAsia="IBM Plex Mono" w:hAnsi="Times New Roman" w:cs="Times New Roman"/>
-          <w:color w:val="000000"/>
-        </w:rPr>
-        <w:t>std</w:t>
-      </w:r>
-      <w:proofErr w:type="spellEnd"/>
-      <w:r>
-        <w:rPr>
-          <w:rStyle w:val="VerbatimChar"/>
-          <w:rFonts w:ascii="Times New Roman" w:eastAsia="IBM Plex Mono" w:hAnsi="Times New Roman" w:cs="Times New Roman"/>
-          <w:color w:val="000000"/>
-        </w:rPr>
-        <w:t>::</w:t>
-      </w:r>
-      <w:proofErr w:type="spellStart"/>
-      <w:r>
-        <w:rPr>
-          <w:rStyle w:val="VerbatimChar"/>
-          <w:rFonts w:ascii="Times New Roman" w:eastAsia="IBM Plex Mono" w:hAnsi="Times New Roman" w:cs="Times New Roman"/>
-          <w:color w:val="000000"/>
-        </w:rPr>
-        <w:t>string</w:t>
-      </w:r>
-      <w:proofErr w:type="spellEnd"/>
-      <w:r>
-        <w:rPr>
-          <w:rStyle w:val="VerbatimChar"/>
-          <w:rFonts w:ascii="Times New Roman" w:eastAsia="IBM Plex Mono" w:hAnsi="Times New Roman" w:cs="Times New Roman"/>
-          <w:color w:val="000000"/>
-        </w:rPr>
-        <w:t xml:space="preserve"> </w:t>
-      </w:r>
-      <w:proofErr w:type="spellStart"/>
-      <w:r>
-        <w:rPr>
-          <w:rStyle w:val="VerbatimChar"/>
-          <w:rFonts w:ascii="Times New Roman" w:eastAsia="IBM Plex Mono" w:hAnsi="Times New Roman" w:cs="Times New Roman"/>
-          <w:color w:val="000000"/>
-        </w:rPr>
-        <w:t>value</w:t>
-      </w:r>
-      <w:proofErr w:type="spellEnd"/>
-      <w:r>
-        <w:rPr>
-          <w:rStyle w:val="VerbatimChar"/>
-          <w:rFonts w:ascii="Times New Roman" w:eastAsia="IBM Plex Mono" w:hAnsi="Times New Roman" w:cs="Times New Roman"/>
-          <w:color w:val="000000"/>
-        </w:rPr>
-        <w:t>;    // текст лексемы</w:t>
-      </w:r>
-      <w:r>
-        <w:rPr>
-          <w:rStyle w:val="VerbatimChar"/>
-          <w:rFonts w:ascii="Times New Roman" w:eastAsia="IBM Plex Mono" w:hAnsi="Times New Roman" w:cs="Times New Roman"/>
-          <w:color w:val="000000"/>
-        </w:rPr>
-        <w:br/>
-        <w:t xml:space="preserve">    </w:t>
-      </w:r>
-      <w:proofErr w:type="spellStart"/>
-      <w:r>
-        <w:rPr>
-          <w:rStyle w:val="VerbatimChar"/>
-          <w:rFonts w:ascii="Times New Roman" w:eastAsia="IBM Plex Mono" w:hAnsi="Times New Roman" w:cs="Times New Roman"/>
-          <w:color w:val="000000"/>
-        </w:rPr>
-        <w:t>int</w:t>
-      </w:r>
-      <w:proofErr w:type="spellEnd"/>
-      <w:r>
-        <w:rPr>
-          <w:rStyle w:val="VerbatimChar"/>
-          <w:rFonts w:ascii="Times New Roman" w:eastAsia="IBM Plex Mono" w:hAnsi="Times New Roman" w:cs="Times New Roman"/>
-          <w:color w:val="000000"/>
-        </w:rPr>
-        <w:t xml:space="preserve"> </w:t>
-      </w:r>
-      <w:proofErr w:type="spellStart"/>
-      <w:r>
-        <w:rPr>
-          <w:rStyle w:val="VerbatimChar"/>
-          <w:rFonts w:ascii="Times New Roman" w:eastAsia="IBM Plex Mono" w:hAnsi="Times New Roman" w:cs="Times New Roman"/>
-          <w:color w:val="000000"/>
-        </w:rPr>
-        <w:t>line</w:t>
-      </w:r>
-      <w:proofErr w:type="spellEnd"/>
-      <w:r>
-        <w:rPr>
-          <w:rStyle w:val="VerbatimChar"/>
-          <w:rFonts w:ascii="Times New Roman" w:eastAsia="IBM Plex Mono" w:hAnsi="Times New Roman" w:cs="Times New Roman"/>
-          <w:color w:val="000000"/>
-        </w:rPr>
-        <w:t>;             // номер строки</w:t>
-      </w:r>
-      <w:r>
-        <w:rPr>
-          <w:rStyle w:val="VerbatimChar"/>
-          <w:rFonts w:ascii="Times New Roman" w:eastAsia="IBM Plex Mono" w:hAnsi="Times New Roman" w:cs="Times New Roman"/>
-          <w:color w:val="000000"/>
-        </w:rPr>
-        <w:br/>
-      </w:r>
-      <w:r>
-        <w:rPr>
-          <w:rStyle w:val="VerbatimChar"/>
-          <w:rFonts w:ascii="Times New Roman" w:eastAsia="IBM Plex Mono" w:hAnsi="Times New Roman" w:cs="Times New Roman"/>
-          <w:color w:val="000000"/>
-        </w:rPr>
         <w:lastRenderedPageBreak/>
-        <w:t xml:space="preserve">    </w:t>
-      </w:r>
-      <w:proofErr w:type="spellStart"/>
-      <w:r>
-        <w:rPr>
-          <w:rStyle w:val="VerbatimChar"/>
-          <w:rFonts w:ascii="Times New Roman" w:eastAsia="IBM Plex Mono" w:hAnsi="Times New Roman" w:cs="Times New Roman"/>
-          <w:color w:val="000000"/>
-        </w:rPr>
-        <w:t>int</w:t>
-      </w:r>
-      <w:proofErr w:type="spellEnd"/>
-      <w:r>
-        <w:rPr>
-          <w:rStyle w:val="VerbatimChar"/>
-          <w:rFonts w:ascii="Times New Roman" w:eastAsia="IBM Plex Mono" w:hAnsi="Times New Roman" w:cs="Times New Roman"/>
-          <w:color w:val="000000"/>
-        </w:rPr>
-        <w:t xml:space="preserve"> </w:t>
-      </w:r>
-      <w:proofErr w:type="spellStart"/>
-      <w:r>
-        <w:rPr>
-          <w:rStyle w:val="VerbatimChar"/>
-          <w:rFonts w:ascii="Times New Roman" w:eastAsia="IBM Plex Mono" w:hAnsi="Times New Roman" w:cs="Times New Roman"/>
-          <w:color w:val="000000"/>
-        </w:rPr>
-        <w:t>position</w:t>
-      </w:r>
-      <w:proofErr w:type="spellEnd"/>
-      <w:r>
-        <w:rPr>
-          <w:rStyle w:val="VerbatimChar"/>
-          <w:rFonts w:ascii="Times New Roman" w:eastAsia="IBM Plex Mono" w:hAnsi="Times New Roman" w:cs="Times New Roman"/>
-          <w:color w:val="000000"/>
-        </w:rPr>
-        <w:t>;         // позиция в строке</w:t>
+        <w:t xml:space="preserve">    int position;         // позиция в строке</w:t>
       </w:r>
       <w:r>
         <w:rPr>
@@ -2168,7 +1882,6 @@
           <w:szCs w:val="28"/>
         </w:rPr>
       </w:pPr>
-      <w:proofErr w:type="spellStart"/>
       <w:r>
         <w:rPr>
           <w:rStyle w:val="VerbatimChar"/>
@@ -2180,7 +1893,6 @@
         </w:rPr>
         <w:t>type</w:t>
       </w:r>
-      <w:proofErr w:type="spellEnd"/>
       <w:r>
         <w:rPr>
           <w:rFonts w:ascii="Times New Roman" w:eastAsia="inter" w:hAnsi="Times New Roman" w:cs="Times New Roman"/>
@@ -2204,7 +1916,6 @@
           <w:szCs w:val="28"/>
         </w:rPr>
       </w:pPr>
-      <w:proofErr w:type="spellStart"/>
       <w:r>
         <w:rPr>
           <w:rStyle w:val="VerbatimChar"/>
@@ -2216,7 +1927,6 @@
         </w:rPr>
         <w:t>value</w:t>
       </w:r>
-      <w:proofErr w:type="spellEnd"/>
       <w:r>
         <w:rPr>
           <w:rFonts w:ascii="Times New Roman" w:eastAsia="inter" w:hAnsi="Times New Roman" w:cs="Times New Roman"/>
@@ -2240,7 +1950,6 @@
           <w:szCs w:val="28"/>
         </w:rPr>
       </w:pPr>
-      <w:proofErr w:type="spellStart"/>
       <w:r>
         <w:rPr>
           <w:rStyle w:val="VerbatimChar"/>
@@ -2252,7 +1961,6 @@
         </w:rPr>
         <w:t>line</w:t>
       </w:r>
-      <w:proofErr w:type="spellEnd"/>
       <w:r>
         <w:rPr>
           <w:rFonts w:ascii="Times New Roman" w:eastAsia="inter" w:hAnsi="Times New Roman" w:cs="Times New Roman"/>
@@ -2262,7 +1970,6 @@
         </w:rPr>
         <w:t xml:space="preserve"> и </w:t>
       </w:r>
-      <w:proofErr w:type="spellStart"/>
       <w:r>
         <w:rPr>
           <w:rStyle w:val="VerbatimChar"/>
@@ -2274,7 +1981,6 @@
         </w:rPr>
         <w:t>position</w:t>
       </w:r>
-      <w:proofErr w:type="spellEnd"/>
       <w:r>
         <w:rPr>
           <w:rFonts w:ascii="Times New Roman" w:eastAsia="inter" w:hAnsi="Times New Roman" w:cs="Times New Roman"/>
@@ -2371,8 +2077,6 @@
         </w:rPr>
         <w:t>Хеширование (</w:t>
       </w:r>
-      <w:proofErr w:type="spellStart"/>
-      <w:proofErr w:type="gramStart"/>
       <w:r>
         <w:rPr>
           <w:rStyle w:val="VerbatimChar"/>
@@ -2382,34 +2086,8 @@
           <w:szCs w:val="28"/>
           <w:shd w:val="clear" w:color="auto" w:fill="F8F8FA"/>
         </w:rPr>
-        <w:t>std</w:t>
-      </w:r>
-      <w:proofErr w:type="spellEnd"/>
-      <w:r>
-        <w:rPr>
-          <w:rStyle w:val="VerbatimChar"/>
-          <w:rFonts w:ascii="Times New Roman" w:eastAsia="IBM Plex Mono" w:hAnsi="Times New Roman" w:cs="Times New Roman"/>
-          <w:color w:val="000000"/>
-          <w:sz w:val="28"/>
-          <w:szCs w:val="28"/>
-          <w:shd w:val="clear" w:color="auto" w:fill="F8F8FA"/>
-        </w:rPr>
-        <w:t>::</w:t>
-      </w:r>
-      <w:proofErr w:type="spellStart"/>
-      <w:proofErr w:type="gramEnd"/>
-      <w:r>
-        <w:rPr>
-          <w:rStyle w:val="VerbatimChar"/>
-          <w:rFonts w:ascii="Times New Roman" w:eastAsia="IBM Plex Mono" w:hAnsi="Times New Roman" w:cs="Times New Roman"/>
-          <w:color w:val="000000"/>
-          <w:sz w:val="28"/>
-          <w:szCs w:val="28"/>
-          <w:shd w:val="clear" w:color="auto" w:fill="F8F8FA"/>
-        </w:rPr>
-        <w:t>unordered_set</w:t>
-      </w:r>
-      <w:proofErr w:type="spellEnd"/>
+        <w:t>std::unordered_set</w:t>
+      </w:r>
       <w:r>
         <w:rPr>
           <w:rFonts w:ascii="Times New Roman" w:eastAsia="inter" w:hAnsi="Times New Roman" w:cs="Times New Roman"/>
@@ -2519,7 +2197,6 @@
           <w:szCs w:val="28"/>
         </w:rPr>
       </w:pPr>
-      <w:proofErr w:type="spellStart"/>
       <w:r>
         <w:rPr>
           <w:rStyle w:val="VerbatimChar"/>
@@ -2528,9 +2205,8 @@
           <w:sz w:val="28"/>
           <w:szCs w:val="28"/>
         </w:rPr>
-        <w:t>flowchart</w:t>
-      </w:r>
-      <w:proofErr w:type="spellEnd"/>
+        <w:t>flowchart TD</w:t>
+      </w:r>
       <w:r>
         <w:rPr>
           <w:rStyle w:val="VerbatimChar"/>
@@ -2539,7 +2215,8 @@
           <w:sz w:val="28"/>
           <w:szCs w:val="28"/>
         </w:rPr>
-        <w:t xml:space="preserve"> TD</w:t>
+        <w:br/>
+        <w:t xml:space="preserve">    A[Входной текст] --&gt; B[Транслитератор]</w:t>
       </w:r>
       <w:r>
         <w:rPr>
@@ -2550,9 +2227,8 @@
           <w:szCs w:val="28"/>
         </w:rPr>
         <w:br/>
-        <w:t xml:space="preserve">    </w:t>
-      </w:r>
-      <w:proofErr w:type="gramStart"/>
+        <w:t xml:space="preserve">    B --&gt; C[Классификатор]</w:t>
+      </w:r>
       <w:r>
         <w:rPr>
           <w:rStyle w:val="VerbatimChar"/>
@@ -2561,9 +2237,9 @@
           <w:sz w:val="28"/>
           <w:szCs w:val="28"/>
         </w:rPr>
-        <w:t>A[</w:t>
-      </w:r>
-      <w:proofErr w:type="gramEnd"/>
+        <w:br/>
+        <w:t xml:space="preserve">    C --&gt; D[Идентификатор]</w:t>
+      </w:r>
       <w:r>
         <w:rPr>
           <w:rStyle w:val="VerbatimChar"/>
@@ -2572,9 +2248,9 @@
           <w:sz w:val="28"/>
           <w:szCs w:val="28"/>
         </w:rPr>
-        <w:t>Входной текст] --&gt; B[</w:t>
-      </w:r>
-      <w:proofErr w:type="spellStart"/>
+        <w:br/>
+        <w:t xml:space="preserve">    C --&gt; E[Ошибка]</w:t>
+      </w:r>
       <w:r>
         <w:rPr>
           <w:rStyle w:val="VerbatimChar"/>
@@ -2583,9 +2259,9 @@
           <w:sz w:val="28"/>
           <w:szCs w:val="28"/>
         </w:rPr>
-        <w:t>Транслитератор</w:t>
-      </w:r>
-      <w:proofErr w:type="spellEnd"/>
+        <w:br/>
+        <w:t xml:space="preserve">    D --&gt; F[Таблица лексем]</w:t>
+      </w:r>
       <w:r>
         <w:rPr>
           <w:rStyle w:val="VerbatimChar"/>
@@ -2594,7 +2270,8 @@
           <w:sz w:val="28"/>
           <w:szCs w:val="28"/>
         </w:rPr>
-        <w:t>]</w:t>
+        <w:br/>
+        <w:t xml:space="preserve">    F --&gt; G[Выходной поток токенов]</w:t>
       </w:r>
       <w:r>
         <w:rPr>
@@ -2605,7 +2282,7 @@
           <w:szCs w:val="28"/>
         </w:rPr>
         <w:br/>
-        <w:t xml:space="preserve">    B --&gt; C[Классификатор]</w:t>
+        <w:t xml:space="preserve">    E --&gt; G</w:t>
       </w:r>
       <w:r>
         <w:rPr>
@@ -2616,61 +2293,6 @@
           <w:szCs w:val="28"/>
         </w:rPr>
         <w:br/>
-        <w:t xml:space="preserve">    C --&gt; D[Идентификатор]</w:t>
-      </w:r>
-      <w:r>
-        <w:rPr>
-          <w:rStyle w:val="VerbatimChar"/>
-          <w:rFonts w:ascii="Times New Roman" w:eastAsia="IBM Plex Mono" w:hAnsi="Times New Roman" w:cs="Times New Roman"/>
-          <w:color w:val="000000"/>
-          <w:sz w:val="28"/>
-          <w:szCs w:val="28"/>
-        </w:rPr>
-        <w:br/>
-        <w:t xml:space="preserve">    C --&gt; E[Ошибка]</w:t>
-      </w:r>
-      <w:r>
-        <w:rPr>
-          <w:rStyle w:val="VerbatimChar"/>
-          <w:rFonts w:ascii="Times New Roman" w:eastAsia="IBM Plex Mono" w:hAnsi="Times New Roman" w:cs="Times New Roman"/>
-          <w:color w:val="000000"/>
-          <w:sz w:val="28"/>
-          <w:szCs w:val="28"/>
-        </w:rPr>
-        <w:br/>
-        <w:t xml:space="preserve">    D --&gt; F[Таблица лексем]</w:t>
-      </w:r>
-      <w:r>
-        <w:rPr>
-          <w:rStyle w:val="VerbatimChar"/>
-          <w:rFonts w:ascii="Times New Roman" w:eastAsia="IBM Plex Mono" w:hAnsi="Times New Roman" w:cs="Times New Roman"/>
-          <w:color w:val="000000"/>
-          <w:sz w:val="28"/>
-          <w:szCs w:val="28"/>
-        </w:rPr>
-        <w:br/>
-        <w:t xml:space="preserve">    F --&gt; G[Выходной поток токенов]</w:t>
-      </w:r>
-      <w:r>
-        <w:rPr>
-          <w:rStyle w:val="VerbatimChar"/>
-          <w:rFonts w:ascii="Times New Roman" w:eastAsia="IBM Plex Mono" w:hAnsi="Times New Roman" w:cs="Times New Roman"/>
-          <w:color w:val="000000"/>
-          <w:sz w:val="28"/>
-          <w:szCs w:val="28"/>
-        </w:rPr>
-        <w:br/>
-        <w:t xml:space="preserve">    E --&gt; G</w:t>
-      </w:r>
-      <w:r>
-        <w:rPr>
-          <w:rStyle w:val="VerbatimChar"/>
-          <w:rFonts w:ascii="Times New Roman" w:eastAsia="IBM Plex Mono" w:hAnsi="Times New Roman" w:cs="Times New Roman"/>
-          <w:color w:val="000000"/>
-          <w:sz w:val="28"/>
-          <w:szCs w:val="28"/>
-        </w:rPr>
-        <w:br/>
       </w:r>
     </w:p>
     <w:p>
@@ -2714,20 +2336,9 @@
           <w:sz w:val="28"/>
           <w:szCs w:val="28"/>
         </w:rPr>
-        <w:t xml:space="preserve">2.2.1 </w:t>
-      </w:r>
-      <w:proofErr w:type="spellStart"/>
-      <w:r>
-        <w:rPr>
-          <w:rFonts w:ascii="Times New Roman" w:eastAsia="inter" w:hAnsi="Times New Roman" w:cs="Times New Roman"/>
-          <w:color w:val="000000"/>
-          <w:sz w:val="28"/>
-          <w:szCs w:val="28"/>
-        </w:rPr>
-        <w:t>Транслитератор</w:t>
+        <w:t>2.2.1 Транслитератор</w:t>
       </w:r>
       <w:bookmarkEnd w:id="8"/>
-      <w:proofErr w:type="spellEnd"/>
     </w:p>
     <w:p>
       <w:pPr>
@@ -2951,27 +2562,7 @@
           <w:sz w:val="28"/>
           <w:szCs w:val="28"/>
         </w:rPr>
-        <w:t xml:space="preserve">После читается полное слово, проверяется </w:t>
-      </w:r>
-      <w:proofErr w:type="spellStart"/>
-      <w:r>
-        <w:rPr>
-          <w:rFonts w:ascii="Times New Roman" w:eastAsia="inter" w:hAnsi="Times New Roman" w:cs="Times New Roman"/>
-          <w:color w:val="000000"/>
-          <w:sz w:val="28"/>
-          <w:szCs w:val="28"/>
-        </w:rPr>
-        <w:t>хешем</w:t>
-      </w:r>
-      <w:proofErr w:type="spellEnd"/>
-      <w:r>
-        <w:rPr>
-          <w:rFonts w:ascii="Times New Roman" w:eastAsia="inter" w:hAnsi="Times New Roman" w:cs="Times New Roman"/>
-          <w:color w:val="000000"/>
-          <w:sz w:val="28"/>
-          <w:szCs w:val="28"/>
-        </w:rPr>
-        <w:t xml:space="preserve"> на ключевое слово.</w:t>
+        <w:t>После читается полное слово, проверяется хешем на ключевое слово.</w:t>
       </w:r>
     </w:p>
     <w:p>
@@ -3122,27 +2713,7 @@
           <w:color w:val="000000"/>
           <w:lang w:val="en-US"/>
         </w:rPr>
-        <w:t xml:space="preserve">int </w:t>
-      </w:r>
-      <w:proofErr w:type="gramStart"/>
-      <w:r>
-        <w:rPr>
-          <w:rStyle w:val="VerbatimChar"/>
-          <w:rFonts w:ascii="Times New Roman" w:eastAsia="IBM Plex Mono" w:hAnsi="Times New Roman" w:cs="Times New Roman"/>
-          <w:color w:val="000000"/>
-          <w:lang w:val="en-US"/>
-        </w:rPr>
-        <w:t>main(</w:t>
-      </w:r>
-      <w:proofErr w:type="gramEnd"/>
-      <w:r>
-        <w:rPr>
-          <w:rStyle w:val="VerbatimChar"/>
-          <w:rFonts w:ascii="Times New Roman" w:eastAsia="IBM Plex Mono" w:hAnsi="Times New Roman" w:cs="Times New Roman"/>
-          <w:color w:val="000000"/>
-          <w:lang w:val="en-US"/>
-        </w:rPr>
-        <w:t>) {</w:t>
+        <w:t>int main() {</w:t>
       </w:r>
       <w:r>
         <w:rPr>
@@ -3425,7 +2996,6 @@
                 <w:szCs w:val="20"/>
               </w:rPr>
             </w:pPr>
-            <w:proofErr w:type="spellStart"/>
             <w:r>
               <w:rPr>
                 <w:rStyle w:val="VerbatimChar"/>
@@ -3437,7 +3007,6 @@
               </w:rPr>
               <w:t>int</w:t>
             </w:r>
-            <w:proofErr w:type="spellEnd"/>
           </w:p>
         </w:tc>
         <w:tc>
@@ -3551,7 +3120,6 @@
                 <w:szCs w:val="20"/>
               </w:rPr>
             </w:pPr>
-            <w:proofErr w:type="spellStart"/>
             <w:r>
               <w:rPr>
                 <w:rStyle w:val="VerbatimChar"/>
@@ -3563,7 +3131,6 @@
               </w:rPr>
               <w:t>main</w:t>
             </w:r>
-            <w:proofErr w:type="spellEnd"/>
           </w:p>
         </w:tc>
         <w:tc>
@@ -4108,7 +3675,6 @@
                 <w:szCs w:val="20"/>
               </w:rPr>
             </w:pPr>
-            <w:proofErr w:type="spellStart"/>
             <w:r>
               <w:rPr>
                 <w:rFonts w:ascii="Times New Roman" w:eastAsia="inter" w:hAnsi="Times New Roman" w:cs="Times New Roman"/>
@@ -4118,7 +3684,6 @@
               </w:rPr>
               <w:t>comment</w:t>
             </w:r>
-            <w:proofErr w:type="spellEnd"/>
           </w:p>
         </w:tc>
       </w:tr>
@@ -4175,7 +3740,6 @@
                 <w:szCs w:val="20"/>
               </w:rPr>
             </w:pPr>
-            <w:proofErr w:type="spellStart"/>
             <w:r>
               <w:rPr>
                 <w:rStyle w:val="VerbatimChar"/>
@@ -4187,7 +3751,6 @@
               </w:rPr>
               <w:t>float</w:t>
             </w:r>
-            <w:proofErr w:type="spellEnd"/>
           </w:p>
         </w:tc>
         <w:tc>
@@ -4797,7 +4360,6 @@
                 <w:szCs w:val="20"/>
               </w:rPr>
             </w:pPr>
-            <w:proofErr w:type="spellStart"/>
             <w:r>
               <w:rPr>
                 <w:rStyle w:val="VerbatimChar"/>
@@ -4809,7 +4371,6 @@
               </w:rPr>
               <w:t>return</w:t>
             </w:r>
-            <w:proofErr w:type="spellEnd"/>
           </w:p>
         </w:tc>
         <w:tc>
@@ -5401,6 +4962,44 @@
           <w:szCs w:val="28"/>
         </w:rPr>
         <w:t>Данная реализация соответствует требованиям лабораторной работы и набирает максимальные 21 балл.</w:t>
+      </w:r>
+      <w:r>
+        <w:rPr>
+          <w:rFonts w:ascii="Times New Roman" w:eastAsia="inter" w:hAnsi="Times New Roman" w:cs="Times New Roman"/>
+          <w:color w:val="000000"/>
+          <w:sz w:val="28"/>
+          <w:szCs w:val="28"/>
+        </w:rPr>
+        <w:br/>
+        <w:t xml:space="preserve">Ссылка на проект </w:t>
+      </w:r>
+      <w:r>
+        <w:rPr>
+          <w:rFonts w:ascii="Times New Roman" w:eastAsia="inter" w:hAnsi="Times New Roman" w:cs="Times New Roman"/>
+          <w:color w:val="000000"/>
+          <w:sz w:val="28"/>
+          <w:szCs w:val="28"/>
+          <w:lang w:val="en-US"/>
+        </w:rPr>
+        <w:t>git</w:t>
+      </w:r>
+      <w:r>
+        <w:rPr>
+          <w:rFonts w:ascii="Times New Roman" w:eastAsia="inter" w:hAnsi="Times New Roman" w:cs="Times New Roman"/>
+          <w:color w:val="000000"/>
+          <w:sz w:val="28"/>
+          <w:szCs w:val="28"/>
+        </w:rPr>
+        <w:t xml:space="preserve">: </w:t>
+      </w:r>
+      <w:r>
+        <w:rPr>
+          <w:rFonts w:ascii="Times New Roman" w:eastAsia="inter" w:hAnsi="Times New Roman" w:cs="Times New Roman"/>
+          <w:color w:val="000000"/>
+          <w:sz w:val="28"/>
+          <w:szCs w:val="28"/>
+        </w:rPr>
+        <w:t>https://github.com/Skipeptp/microserves/tree/main/lab1</w:t>
       </w:r>
     </w:p>
     <w:sectPr>
